--- a/docs/dossiers/KOR-Dossier-Trammell-Crow-2026-06-26.docx
+++ b/docs/dossiers/KOR-Dossier-Trammell-Crow-2026-06-26.docx
@@ -93,7 +93,7 @@
     </w:p>
     <w:p>
       <w:r>
-        <w:pict w14:anchorId="21E6618F">
+        <w:pict w14:anchorId="6801D0A9">
           <v:rect id="_x0000_i1025" style="width:0;height:1.5pt" o:hralign="center" o:hrstd="t" o:hr="t"/>
         </w:pict>
       </w:r>
@@ -697,7 +697,7 @@
     </w:tbl>
     <w:p>
       <w:r>
-        <w:pict w14:anchorId="1E396253">
+        <w:pict w14:anchorId="28AECDA5">
           <v:rect id="_x0000_i1026" style="width:0;height:1.5pt" o:hralign="center" o:hrstd="t" o:hr="t"/>
         </w:pict>
       </w:r>
@@ -831,7 +831,7 @@
     <w:p>
       <w:r>
         <w:lastRenderedPageBreak/>
-        <w:pict w14:anchorId="1A7DC68C">
+        <w:pict w14:anchorId="5513FC25">
           <v:rect id="_x0000_i1027" style="width:0;height:1.5pt" o:hralign="center" o:hrstd="t" o:hr="t"/>
         </w:pict>
       </w:r>
@@ -2175,7 +2175,7 @@
     <w:p>
       <w:r>
         <w:lastRenderedPageBreak/>
-        <w:pict w14:anchorId="6636ABC5">
+        <w:pict w14:anchorId="7ABD0309">
           <v:rect id="_x0000_i1028" style="width:0;height:1.5pt" o:hralign="center" o:hrstd="t" o:hr="t"/>
         </w:pict>
       </w:r>
@@ -3008,7 +3008,7 @@
     </w:p>
     <w:p>
       <w:r>
-        <w:pict w14:anchorId="5A688646">
+        <w:pict w14:anchorId="402A6A2E">
           <v:rect id="_x0000_i1029" style="width:0;height:1.5pt" o:hralign="center" o:hrstd="t" o:hr="t"/>
         </w:pict>
       </w:r>
@@ -3234,7 +3234,7 @@
     </w:p>
     <w:p>
       <w:r>
-        <w:pict w14:anchorId="76F3FFDF">
+        <w:pict w14:anchorId="36382E91">
           <v:rect id="_x0000_i1030" style="width:0;height:1.5pt" o:hralign="center" o:hrstd="t" o:hr="t"/>
         </w:pict>
       </w:r>
@@ -3441,7 +3441,7 @@
     </w:p>
     <w:p>
       <w:r>
-        <w:pict w14:anchorId="09AC030E">
+        <w:pict w14:anchorId="245F51EF">
           <v:rect id="_x0000_i1031" style="width:0;height:1.5pt" o:hralign="center" o:hrstd="t" o:hr="t"/>
         </w:pict>
       </w:r>
@@ -3799,7 +3799,7 @@
   <w:abstractNum w:abstractNumId="0" w15:restartNumberingAfterBreak="0">
     <w:nsid w:val="0000A990"/>
     <w:multiLevelType w:val="multilevel"/>
-    <w:tmpl w:val="13EEF826"/>
+    <w:tmpl w:val="4F108C12"/>
     <w:lvl w:ilvl="0">
       <w:numFmt w:val="bullet"/>
       <w:lvlText w:val=" "/>
@@ -3876,7 +3876,7 @@
   <w:abstractNum w:abstractNumId="1" w15:restartNumberingAfterBreak="0">
     <w:nsid w:val="0000A991"/>
     <w:multiLevelType w:val="multilevel"/>
-    <w:tmpl w:val="2752D4FA"/>
+    <w:tmpl w:val="C8C47BAA"/>
     <w:lvl w:ilvl="0">
       <w:numFmt w:val="bullet"/>
       <w:lvlText w:val=""/>
@@ -3980,7 +3980,7 @@
   <w:abstractNum w:abstractNumId="2" w15:restartNumberingAfterBreak="0">
     <w:nsid w:val="00A99411"/>
     <w:multiLevelType w:val="multilevel"/>
-    <w:tmpl w:val="CF3CEE52"/>
+    <w:tmpl w:val="9B847BCA"/>
     <w:lvl w:ilvl="0">
       <w:start w:val="1"/>
       <w:numFmt w:val="decimal"/>
@@ -4063,16 +4063,16 @@
       </w:pPr>
     </w:lvl>
   </w:abstractNum>
-  <w:num w:numId="1" w16cid:durableId="897593774">
+  <w:num w:numId="1" w16cid:durableId="102500828">
     <w:abstractNumId w:val="0"/>
   </w:num>
-  <w:num w:numId="2" w16cid:durableId="597637090">
+  <w:num w:numId="2" w16cid:durableId="143930249">
     <w:abstractNumId w:val="1"/>
   </w:num>
-  <w:num w:numId="3" w16cid:durableId="1988898329">
+  <w:num w:numId="3" w16cid:durableId="447895202">
     <w:abstractNumId w:val="1"/>
   </w:num>
-  <w:num w:numId="4" w16cid:durableId="1885367662">
+  <w:num w:numId="4" w16cid:durableId="327179433">
     <w:abstractNumId w:val="2"/>
     <w:lvlOverride w:ilvl="0">
       <w:startOverride w:val="1"/>
@@ -4102,7 +4102,7 @@
       <w:startOverride w:val="1"/>
     </w:lvlOverride>
   </w:num>
-  <w:num w:numId="5" w16cid:durableId="2025941389">
+  <w:num w:numId="5" w16cid:durableId="1383670771">
     <w:abstractNumId w:val="2"/>
     <w:lvlOverride w:ilvl="0">
       <w:startOverride w:val="1"/>
@@ -4132,7 +4132,7 @@
       <w:startOverride w:val="1"/>
     </w:lvlOverride>
   </w:num>
-  <w:num w:numId="6" w16cid:durableId="319819991">
+  <w:num w:numId="6" w16cid:durableId="115608258">
     <w:abstractNumId w:val="1"/>
   </w:num>
 </w:numbering>
@@ -5369,7 +5369,7 @@
     <w:name w:val="Grid Table 4"/>
     <w:basedOn w:val="TableNormal"/>
     <w:uiPriority w:val="49"/>
-    <w:rsid w:val="000337DB"/>
+    <w:rsid w:val="00D07237"/>
     <w:pPr>
       <w:spacing w:after="0"/>
     </w:pPr>
